--- a/신제품-기획-장표.docx
+++ b/신제품-기획-장표.docx
@@ -298,8 +298,7 @@
       <w:tblGrid>
         <w:gridCol w:w="1600"/>
         <w:gridCol w:w="2400"/>
-        <w:gridCol w:w="5466"/>
-        <w:gridCol w:w="1000"/>
+        <w:gridCol w:w="6466"/>
       </w:tblGrid>
       <w:tr>
         <w:trPr>
@@ -365,7 +364,7 @@
         </w:tc>
         <w:tc>
           <w:tcPr>
-            <w:tcW w:w="5466" w:type="dxa"/>
+            <w:tcW w:w="6466" w:type="dxa"/>
             <w:shd w:val="clear" w:color="auto" w:fill="F2F2F2"/>
             <w:vAlign w:val="center"/>
           </w:tcPr>
@@ -392,36 +391,6 @@
             </w:r>
           </w:p>
         </w:tc>
-        <w:tc>
-          <w:tcPr>
-            <w:tcW w:w="1000" w:type="dxa"/>
-            <w:shd w:val="clear" w:color="auto" w:fill="F2F2F2"/>
-            <w:vAlign w:val="center"/>
-          </w:tcPr>
-          <w:p>
-            <w:pPr>
-              <w:spacing w:before="0" w:after="0" w:line="260" w:lineRule="auto"/>
-              <w:jc w:val="center"/>
-              <w:rPr>
-                <w:b/>
-                <w:bCs/>
-                <w:color w:val="8A8A8A"/>
-                <w:sz w:val="16"/>
-                <w:szCs w:val="16"/>
-              </w:rPr>
-            </w:pPr>
-            <w:r>
-              <w:rPr>
-                <w:b/>
-                <w:bCs/>
-                <w:color w:val="8A8A8A"/>
-                <w:sz w:val="16"/>
-                <w:szCs w:val="16"/>
-              </w:rPr>
-              <w:t xml:space="preserve">판정</w:t>
-            </w:r>
-          </w:p>
-        </w:tc>
       </w:tr>
       <w:tr>
         <w:tc>
@@ -495,42 +464,17 @@
         </w:tc>
         <w:tc>
           <w:tcPr>
-            <w:tcW w:w="5466" w:type="dxa"/>
-          </w:tcPr>
-          <w:p>
-            <w:pPr>
-              <w:spacing w:after="0" w:line="320" w:lineRule="auto"/>
-            </w:pPr>
-          </w:p>
-          <w:p>
-            <w:pPr>
-              <w:spacing w:after="0" w:line="320" w:lineRule="auto"/>
-            </w:pPr>
-          </w:p>
-        </w:tc>
-        <w:tc>
-          <w:tcPr>
-            <w:tcW w:w="1000" w:type="dxa"/>
-            <w:vAlign w:val="center"/>
-          </w:tcPr>
-          <w:p>
-            <w:pPr>
-              <w:spacing w:before="0" w:after="0" w:line="260" w:lineRule="auto"/>
-              <w:jc w:val="center"/>
-              <w:rPr>
-                <w:color w:val="8A8A8A"/>
-                <w:sz w:val="16"/>
-                <w:szCs w:val="16"/>
-              </w:rPr>
-            </w:pPr>
-            <w:r>
-              <w:rPr>
-                <w:color w:val="8A8A8A"/>
-                <w:sz w:val="16"/>
-                <w:szCs w:val="16"/>
-              </w:rPr>
-              <w:t xml:space="preserve">O   ▲   X</w:t>
-            </w:r>
+            <w:tcW w:w="6466" w:type="dxa"/>
+          </w:tcPr>
+          <w:p>
+            <w:pPr>
+              <w:spacing w:after="0" w:line="320" w:lineRule="auto"/>
+            </w:pPr>
+          </w:p>
+          <w:p>
+            <w:pPr>
+              <w:spacing w:after="0" w:line="320" w:lineRule="auto"/>
+            </w:pPr>
           </w:p>
         </w:tc>
       </w:tr>
@@ -606,42 +550,17 @@
         </w:tc>
         <w:tc>
           <w:tcPr>
-            <w:tcW w:w="5466" w:type="dxa"/>
-          </w:tcPr>
-          <w:p>
-            <w:pPr>
-              <w:spacing w:after="0" w:line="320" w:lineRule="auto"/>
-            </w:pPr>
-          </w:p>
-          <w:p>
-            <w:pPr>
-              <w:spacing w:after="0" w:line="320" w:lineRule="auto"/>
-            </w:pPr>
-          </w:p>
-        </w:tc>
-        <w:tc>
-          <w:tcPr>
-            <w:tcW w:w="1000" w:type="dxa"/>
-            <w:vAlign w:val="center"/>
-          </w:tcPr>
-          <w:p>
-            <w:pPr>
-              <w:spacing w:before="0" w:after="0" w:line="260" w:lineRule="auto"/>
-              <w:jc w:val="center"/>
-              <w:rPr>
-                <w:color w:val="8A8A8A"/>
-                <w:sz w:val="16"/>
-                <w:szCs w:val="16"/>
-              </w:rPr>
-            </w:pPr>
-            <w:r>
-              <w:rPr>
-                <w:color w:val="8A8A8A"/>
-                <w:sz w:val="16"/>
-                <w:szCs w:val="16"/>
-              </w:rPr>
-              <w:t xml:space="preserve">O   ▲   X</w:t>
-            </w:r>
+            <w:tcW w:w="6466" w:type="dxa"/>
+          </w:tcPr>
+          <w:p>
+            <w:pPr>
+              <w:spacing w:after="0" w:line="320" w:lineRule="auto"/>
+            </w:pPr>
+          </w:p>
+          <w:p>
+            <w:pPr>
+              <w:spacing w:after="0" w:line="320" w:lineRule="auto"/>
+            </w:pPr>
           </w:p>
         </w:tc>
       </w:tr>
@@ -717,42 +636,17 @@
         </w:tc>
         <w:tc>
           <w:tcPr>
-            <w:tcW w:w="5466" w:type="dxa"/>
-          </w:tcPr>
-          <w:p>
-            <w:pPr>
-              <w:spacing w:after="0" w:line="320" w:lineRule="auto"/>
-            </w:pPr>
-          </w:p>
-          <w:p>
-            <w:pPr>
-              <w:spacing w:after="0" w:line="320" w:lineRule="auto"/>
-            </w:pPr>
-          </w:p>
-        </w:tc>
-        <w:tc>
-          <w:tcPr>
-            <w:tcW w:w="1000" w:type="dxa"/>
-            <w:vAlign w:val="center"/>
-          </w:tcPr>
-          <w:p>
-            <w:pPr>
-              <w:spacing w:before="0" w:after="0" w:line="260" w:lineRule="auto"/>
-              <w:jc w:val="center"/>
-              <w:rPr>
-                <w:color w:val="8A8A8A"/>
-                <w:sz w:val="16"/>
-                <w:szCs w:val="16"/>
-              </w:rPr>
-            </w:pPr>
-            <w:r>
-              <w:rPr>
-                <w:color w:val="8A8A8A"/>
-                <w:sz w:val="16"/>
-                <w:szCs w:val="16"/>
-              </w:rPr>
-              <w:t xml:space="preserve">O   ▲   X</w:t>
-            </w:r>
+            <w:tcW w:w="6466" w:type="dxa"/>
+          </w:tcPr>
+          <w:p>
+            <w:pPr>
+              <w:spacing w:after="0" w:line="320" w:lineRule="auto"/>
+            </w:pPr>
+          </w:p>
+          <w:p>
+            <w:pPr>
+              <w:spacing w:after="0" w:line="320" w:lineRule="auto"/>
+            </w:pPr>
           </w:p>
         </w:tc>
       </w:tr>
@@ -828,42 +722,17 @@
         </w:tc>
         <w:tc>
           <w:tcPr>
-            <w:tcW w:w="5466" w:type="dxa"/>
-          </w:tcPr>
-          <w:p>
-            <w:pPr>
-              <w:spacing w:after="0" w:line="320" w:lineRule="auto"/>
-            </w:pPr>
-          </w:p>
-          <w:p>
-            <w:pPr>
-              <w:spacing w:after="0" w:line="320" w:lineRule="auto"/>
-            </w:pPr>
-          </w:p>
-        </w:tc>
-        <w:tc>
-          <w:tcPr>
-            <w:tcW w:w="1000" w:type="dxa"/>
-            <w:vAlign w:val="center"/>
-          </w:tcPr>
-          <w:p>
-            <w:pPr>
-              <w:spacing w:before="0" w:after="0" w:line="260" w:lineRule="auto"/>
-              <w:jc w:val="center"/>
-              <w:rPr>
-                <w:color w:val="8A8A8A"/>
-                <w:sz w:val="16"/>
-                <w:szCs w:val="16"/>
-              </w:rPr>
-            </w:pPr>
-            <w:r>
-              <w:rPr>
-                <w:color w:val="8A8A8A"/>
-                <w:sz w:val="16"/>
-                <w:szCs w:val="16"/>
-              </w:rPr>
-              <w:t xml:space="preserve">O   ▲   X</w:t>
-            </w:r>
+            <w:tcW w:w="6466" w:type="dxa"/>
+          </w:tcPr>
+          <w:p>
+            <w:pPr>
+              <w:spacing w:after="0" w:line="320" w:lineRule="auto"/>
+            </w:pPr>
+          </w:p>
+          <w:p>
+            <w:pPr>
+              <w:spacing w:after="0" w:line="320" w:lineRule="auto"/>
+            </w:pPr>
           </w:p>
         </w:tc>
       </w:tr>
@@ -939,42 +808,17 @@
         </w:tc>
         <w:tc>
           <w:tcPr>
-            <w:tcW w:w="5466" w:type="dxa"/>
-          </w:tcPr>
-          <w:p>
-            <w:pPr>
-              <w:spacing w:after="0" w:line="320" w:lineRule="auto"/>
-            </w:pPr>
-          </w:p>
-          <w:p>
-            <w:pPr>
-              <w:spacing w:after="0" w:line="320" w:lineRule="auto"/>
-            </w:pPr>
-          </w:p>
-        </w:tc>
-        <w:tc>
-          <w:tcPr>
-            <w:tcW w:w="1000" w:type="dxa"/>
-            <w:vAlign w:val="center"/>
-          </w:tcPr>
-          <w:p>
-            <w:pPr>
-              <w:spacing w:before="0" w:after="0" w:line="260" w:lineRule="auto"/>
-              <w:jc w:val="center"/>
-              <w:rPr>
-                <w:color w:val="8A8A8A"/>
-                <w:sz w:val="16"/>
-                <w:szCs w:val="16"/>
-              </w:rPr>
-            </w:pPr>
-            <w:r>
-              <w:rPr>
-                <w:color w:val="8A8A8A"/>
-                <w:sz w:val="16"/>
-                <w:szCs w:val="16"/>
-              </w:rPr>
-              <w:t xml:space="preserve">O   ▲   X</w:t>
-            </w:r>
+            <w:tcW w:w="6466" w:type="dxa"/>
+          </w:tcPr>
+          <w:p>
+            <w:pPr>
+              <w:spacing w:after="0" w:line="320" w:lineRule="auto"/>
+            </w:pPr>
+          </w:p>
+          <w:p>
+            <w:pPr>
+              <w:spacing w:after="0" w:line="320" w:lineRule="auto"/>
+            </w:pPr>
           </w:p>
         </w:tc>
       </w:tr>
@@ -1050,42 +894,17 @@
         </w:tc>
         <w:tc>
           <w:tcPr>
-            <w:tcW w:w="5466" w:type="dxa"/>
-          </w:tcPr>
-          <w:p>
-            <w:pPr>
-              <w:spacing w:after="0" w:line="320" w:lineRule="auto"/>
-            </w:pPr>
-          </w:p>
-          <w:p>
-            <w:pPr>
-              <w:spacing w:after="0" w:line="320" w:lineRule="auto"/>
-            </w:pPr>
-          </w:p>
-        </w:tc>
-        <w:tc>
-          <w:tcPr>
-            <w:tcW w:w="1000" w:type="dxa"/>
-            <w:vAlign w:val="center"/>
-          </w:tcPr>
-          <w:p>
-            <w:pPr>
-              <w:spacing w:before="0" w:after="0" w:line="260" w:lineRule="auto"/>
-              <w:jc w:val="center"/>
-              <w:rPr>
-                <w:color w:val="8A8A8A"/>
-                <w:sz w:val="16"/>
-                <w:szCs w:val="16"/>
-              </w:rPr>
-            </w:pPr>
-            <w:r>
-              <w:rPr>
-                <w:color w:val="8A8A8A"/>
-                <w:sz w:val="16"/>
-                <w:szCs w:val="16"/>
-              </w:rPr>
-              <w:t xml:space="preserve">O   ▲   X</w:t>
-            </w:r>
+            <w:tcW w:w="6466" w:type="dxa"/>
+          </w:tcPr>
+          <w:p>
+            <w:pPr>
+              <w:spacing w:after="0" w:line="320" w:lineRule="auto"/>
+            </w:pPr>
+          </w:p>
+          <w:p>
+            <w:pPr>
+              <w:spacing w:after="0" w:line="320" w:lineRule="auto"/>
+            </w:pPr>
           </w:p>
         </w:tc>
       </w:tr>
@@ -1161,42 +980,17 @@
         </w:tc>
         <w:tc>
           <w:tcPr>
-            <w:tcW w:w="5466" w:type="dxa"/>
-          </w:tcPr>
-          <w:p>
-            <w:pPr>
-              <w:spacing w:after="0" w:line="320" w:lineRule="auto"/>
-            </w:pPr>
-          </w:p>
-          <w:p>
-            <w:pPr>
-              <w:spacing w:after="0" w:line="320" w:lineRule="auto"/>
-            </w:pPr>
-          </w:p>
-        </w:tc>
-        <w:tc>
-          <w:tcPr>
-            <w:tcW w:w="1000" w:type="dxa"/>
-            <w:vAlign w:val="center"/>
-          </w:tcPr>
-          <w:p>
-            <w:pPr>
-              <w:spacing w:before="0" w:after="0" w:line="260" w:lineRule="auto"/>
-              <w:jc w:val="center"/>
-              <w:rPr>
-                <w:color w:val="8A8A8A"/>
-                <w:sz w:val="16"/>
-                <w:szCs w:val="16"/>
-              </w:rPr>
-            </w:pPr>
-            <w:r>
-              <w:rPr>
-                <w:color w:val="8A8A8A"/>
-                <w:sz w:val="16"/>
-                <w:szCs w:val="16"/>
-              </w:rPr>
-              <w:t xml:space="preserve">O   ▲   X</w:t>
-            </w:r>
+            <w:tcW w:w="6466" w:type="dxa"/>
+          </w:tcPr>
+          <w:p>
+            <w:pPr>
+              <w:spacing w:after="0" w:line="320" w:lineRule="auto"/>
+            </w:pPr>
+          </w:p>
+          <w:p>
+            <w:pPr>
+              <w:spacing w:after="0" w:line="320" w:lineRule="auto"/>
+            </w:pPr>
           </w:p>
         </w:tc>
       </w:tr>
